--- a/MeinMaterial/Besprechungen/Themensuche.docx
+++ b/MeinMaterial/Besprechungen/Themensuche.docx
@@ -5,6 +5,42 @@
     <w:p>
       <w:r>
         <w:t>Bachelorarbeit Themen</w:t>
+      </w:r>
+    </w:p>
+    <w:p/>
+    <w:p>
+      <w:r>
+        <w:rPr>
+          <w:b/>
+          <w:bCs/>
+        </w:rPr>
+        <w:t>Titel:</w:t>
+      </w:r>
+      <w:r>
+        <w:br/>
+      </w:r>
+      <w:r>
+        <w:br/>
+        <w:t xml:space="preserve">1. </w:t>
+      </w:r>
+      <w:r>
+        <w:t>Ökologische Inferenz der Wählerwanderung zur AfD zwischen den Bundestagswahlen 2021 und 2025 im Strukturkontext</w:t>
+      </w:r>
+    </w:p>
+    <w:p>
+      <w:r>
+        <w:t xml:space="preserve">2. </w:t>
+      </w:r>
+      <w:r>
+        <w:t>Ökologische Inferenz der Wählerwanderung zur AfD zwischen den Bundestagswahlen 2021 und 2025 und ihr Zusammenhang mit regionalen Strukturmerkmalen</w:t>
+      </w:r>
+    </w:p>
+    <w:p>
+      <w:r>
+        <w:t xml:space="preserve">3. </w:t>
+      </w:r>
+      <w:r>
+        <w:t>Wählerwanderung zur AfD im Strukturkontext mithilfe ökologischer Inferenz zu den Bundestagswahlen 2021 und 2025</w:t>
       </w:r>
     </w:p>
     <w:p/>
@@ -26,8 +62,12 @@
         </w:rPr>
         <w:t>Prinzip ökologische Inferenz</w:t>
       </w:r>
-    </w:p>
-    <w:p>
+      <w:r>
+        <w:br/>
+      </w:r>
+      <w:r>
+        <w:br/>
+      </w:r>
       <w:r>
         <w:t>Wählerwanderung:</w:t>
       </w:r>
@@ -167,7 +207,11 @@
         </w:numPr>
       </w:pPr>
       <w:r>
-        <w:t>Transitionsmatrixen als ground truth in analyse annehmen (aber trotzdem mit argumentieren… dass alles unsicher): dann Bundesländer vergleichen und Zusammenhänge zwischen Wählerwanderungsverhalten und anderen Einflüssen finden (</w:t>
+        <w:t xml:space="preserve">Transitionsmatrixen als ground truth in analyse annehmen (aber trotzdem mit argumentieren… dass alles unsicher): dann Bundesländer vergleichen und </w:t>
+      </w:r>
+      <w:r>
+        <w:lastRenderedPageBreak/>
+        <w:t>Zusammenhänge zwischen Wählerwanderungsverhalten und anderen Einflüssen finden (</w:t>
       </w:r>
       <w:r>
         <w:t>INKAR</w:t>
@@ -420,6 +464,9 @@
       </w:r>
       <w:r>
         <w:br/>
+      </w:r>
+      <w:r>
+        <w:lastRenderedPageBreak/>
         <w:t>- im Blick behalten: Wahlbezirke mit 0 Auszählungen wurden in andere Wahlbezirke derselben Gemeinde verlegt</w:t>
       </w:r>
     </w:p>
@@ -516,7 +563,6 @@
         <w:pStyle w:val="Listenabsatz"/>
       </w:pPr>
       <w:r>
-        <w:lastRenderedPageBreak/>
         <w:t>Strukturdaten verfügbar</w:t>
       </w:r>
       <w:r>
@@ -530,6 +576,45 @@
           <w:t>https://www.bundeswahlleiterin.de/bundestagswahlen/2021/strukturdaten/bund-99/land-9.html</w:t>
         </w:r>
       </w:hyperlink>
+      <w:r>
+        <w:t xml:space="preserve"> </w:t>
+      </w:r>
+    </w:p>
+    <w:p>
+      <w:pPr>
+        <w:pStyle w:val="Listenabsatz"/>
+      </w:pPr>
+    </w:p>
+    <w:p>
+      <w:pPr>
+        <w:pStyle w:val="Listenabsatz"/>
+      </w:pPr>
+    </w:p>
+    <w:p>
+      <w:pPr>
+        <w:pStyle w:val="Listenabsatz"/>
+      </w:pPr>
+    </w:p>
+    <w:p>
+      <w:pPr>
+        <w:pStyle w:val="Listenabsatz"/>
+        <w:numPr>
+          <w:ilvl w:val="0"/>
+          <w:numId w:val="2"/>
+        </w:numPr>
+      </w:pPr>
+      <w:r>
+        <w:t>Quelle Gemeindeaggregationen/Gebietsänderungen</w:t>
+      </w:r>
+      <w:r>
+        <w:t>:</w:t>
+      </w:r>
+      <w:r>
+        <w:br/>
+      </w:r>
+      <w:r>
+        <w:t>https://www.destatis.de/DE/Themen/Laender-Regionen/Regionales/Gemeindeverzeichnis/Namens-Grenz-Aenderung/namens-grenz-aenderung.html</w:t>
+      </w:r>
       <w:r>
         <w:t xml:space="preserve"> </w:t>
       </w:r>
@@ -549,7 +634,7 @@
   <w:abstractNum w:abstractNumId="0" w15:restartNumberingAfterBreak="0">
     <w:nsid w:val="453124B9"/>
     <w:multiLevelType w:val="hybridMultilevel"/>
-    <w:tmpl w:val="7C762274"/>
+    <w:tmpl w:val="F3CA35AC"/>
     <w:lvl w:ilvl="0" w:tplc="04070001">
       <w:start w:val="1"/>
       <w:numFmt w:val="bullet"/>
@@ -1473,7 +1558,6 @@
   <w:style w:type="character" w:default="1" w:styleId="Absatz-Standardschriftart">
     <w:name w:val="Default Paragraph Font"/>
     <w:uiPriority w:val="1"/>
-    <w:semiHidden/>
     <w:unhideWhenUsed/>
   </w:style>
   <w:style w:type="table" w:default="1" w:styleId="NormaleTabelle">
